--- a/08_manuscript/out/journal_short/supplement_figures.docx
+++ b/08_manuscript/out/journal_short/supplement_figures.docx
@@ -128,13 +128,10 @@
         <w:t>(b) GSDMD abundance in mitochondrial fractions and total lysates from primary peritoneal macrophages at different time points during NLRP3 inflammasome activation.</w:t>
         <w:br/>
         <w:br/>
-        <w:t>(e) GSDMD-NT abundance in mitochondrial fractions and total lysates from primary peritoneal macrophages at the indicated early time points during NLRP3 inflammasome activation, comparing WT and EphB1-deficient cells. Mitochondrial abundance controls were assessed in parallel.</w:t>
+        <w:t>(c,d) Total and cytosolic mtDNA abundance measured by subcellular fractionation followed by qPCR in primary peritoneal macrophages at the indicated time points during NLRP3 inflammasome activation, comparing WT and EphB1-deficient cells.</w:t>
         <w:br/>
         <w:br/>
-        <w:t>(c,d) Cytosolic mtDNA abundance measured by subcellular fractionation followed by qPCR in primary peritoneal macrophages at the indicated time points during NLRP3 inflammasome activation, comparing WT and EphB1-deficient cells.</w:t>
-        <w:br/>
-        <w:br/>
-        <w:t>Data are presented as mean ± SD unless otherwise indicate. n denotes biologically independent samples. For panels (a–g), n ≥ 3 per group, and results were reproduced in ≥3 independent experiments. Statistical significance was assessed using two-tailed unpaired t-tests. In panels (a,b), transcript levels were normalized to GAPDH and expressed relative to unstimulated controls; in panel (c), ELISA signals were background-subtracted and normalized to cell number; and in panels (e–g), lysate and supernatant or soluble and insoluble fractions were analyzed in parallel. *P &lt; 0.05, **P &lt; 0.01, ***P &lt; 0.001; ns, not significant.</w:t>
+        <w:t>Data are presented as mean ± SD unless otherwise indicate. n denotes biologically independent samples. For panels (c–d), n ≥ 3 per group, and results were reproduced in ≥3 independent experiments. Statistical significance was assessed using two-tailed unpaired t-tests. transcript levels were normalized to total component and expressed relative to unstimulated controls. *P &lt; 0.05, **P &lt; 0.01, ***P &lt; 0.001; ns, not significant.</w:t>
       </w:r>
     </w:p>
     <w:p>
@@ -195,7 +192,7 @@
         <w:rPr>
           <w:sz w:val="22"/>
         </w:rPr>
-        <w:t>(a) NAO-associated fluorescence measured by fixed-exposure imaging and time-resolved plate-reader analysis in primary peritoneal macrophages under unstimulated conditions, comparing WT and EphB1-deficient cells.</w:t>
+        <w:t>(a) NAO-associated fluorescence measured by imaging analysis in primary peritoneal macrophages under unstimulated conditions, comparing WT and EphB1-deficient cells.</w:t>
         <w:br/>
         <w:br/>
         <w:t>(b) Pharmacological inhibition of iPLA2 with BEL reduces NAO-associated fluorescence and collapses genotype-dependent differences in WT and Ephb1-deficient primary peritoneal macrophages.</w:t>
@@ -204,7 +201,7 @@
         <w:t>(c) IL-1β release in culture supernatants from primary peritoneal macrophages following AD pretreatment, LPS priming, and nigericin stimulation, comparing WT and EphB1-deficient cells across the indicated doses and treatment durations.</w:t>
         <w:br/>
         <w:br/>
-        <w:t>Data are presented as mean ± SD unless otherwise indicate. n denotes biologically independent samples. For panels (a–g), n ≥ 3 per group, and results were reproduced in ≥3 independent experiments. Statistical significance was assessed using two-tailed unpaired t-tests. In panels (a,b), transcript levels were normalized to GAPDH and expressed relative to unstimulated controls; in panel (c), ELISA signals were background-subtracted and normalized to cell number; and in panels (e–g), lysate and supernatant or soluble and insoluble fractions were analyzed in parallel. *P &lt; 0.05, **P &lt; 0.01, ***P &lt; 0.001; ns, not significant.</w:t>
+        <w:t>Data are presented as mean ± SD unless otherwise indicated, and n denotes biologically independent samples or experiments. For panels (a,b), n ≥ 3 per group, with results reproduced in ≥3 independent experiments; NAO fluorescence was quantified under matched acquisition settings, and statistical significance was assessed using two-tailed unpaired t-tests. For panel (c), n ≥ 3 independent experiments per group, with results reproduced in ≥3 independent experiments; statistical significance was assessed using two-tailed unpaired t-tests. *P &lt; 0.05, **P &lt; 0.01, ***P &lt; 0.001; ns, not significant.</w:t>
       </w:r>
     </w:p>
     <w:sectPr>
